--- a/livrables/lecons/2026-07-13_lecon-psychopathologie_05_troubles-anxieux.docx
+++ b/livrables/lecons/2026-07-13_lecon-psychopathologie_05_troubles-anxieux.docx
@@ -766,7 +766,7 @@
             <w:szCs w:val="22"/>
             <w:u w:val="single"/>
           </w:rPr>
-          <w:t xml:space="preserve">Psycom — Troubles anxieux</w:t>
+          <w:t xml:space="preserve">Psycom — page d’accueil ⚠️ le lien pointe la RACINE du site</w:t>
         </w:r>
       </w:hyperlink>
       <w:r>
@@ -780,7 +780,7 @@
           <w:sz w:val="22"/>
           <w:szCs w:val="22"/>
         </w:rPr>
-        <w:t xml:space="preserve"> — information santé mentale fiable et non stigmatisante (FR)</w:t>
+        <w:t xml:space="preserve"> — ⚠️ Corrigé le 06/09/2026 : le libellé annonçait « Psycom — Troubles anxieux », mais l’URL est psycom.org tout court. La page d’accueil délivre bien du contenu ; elle ne traite pas des troubles anxieux. Pour la fiche thématique, il faut naviguer depuis l’accueil.</w:t>
       </w:r>
     </w:p>
     <w:p>
@@ -814,7 +814,7 @@
             <w:szCs w:val="22"/>
             <w:u w:val="single"/>
           </w:rPr>
-          <w:t xml:space="preserve">CIM-11 (OMS) — classification internationale</w:t>
+          <w:t xml:space="preserve">CIM-11 (OMS) — navigateur en ligne ⚠️ NE DÉLIVRE RIEN HORS NAVIGATEUR</w:t>
         </w:r>
       </w:hyperlink>
       <w:r>
@@ -828,7 +828,7 @@
           <w:sz w:val="22"/>
           <w:szCs w:val="22"/>
         </w:rPr>
-        <w:t xml:space="preserve"> — troubles anxieux et « TOC et troubles apparentés »</w:t>
+        <w:t xml:space="preserve"> — ⚠️ Vérifié le 06/09/2026 : répond 200 mais ne renvoie que 559 caractères de menus, son contenu étant rendu en JavaScript. Utile à ouvrir soi-même dans un navigateur, inutilisable comme source de rédaction : rien n’en a été tiré pour cette leçon.</w:t>
       </w:r>
     </w:p>
     <w:p>
@@ -862,7 +862,7 @@
             <w:szCs w:val="22"/>
             <w:u w:val="single"/>
           </w:rPr>
-          <w:t xml:space="preserve">Merck Manual (Professional) — Anxiety Disorders</w:t>
+          <w:t xml:space="preserve">Merck Manual (Professional) — rubrique Troubles psychiatriques ⚠️ RUBRIQUE, PAS LA PAGE ANNONCÉE</w:t>
         </w:r>
       </w:hyperlink>
       <w:r>
@@ -876,7 +876,7 @@
           <w:sz w:val="22"/>
           <w:szCs w:val="22"/>
         </w:rPr>
-        <w:t xml:space="preserve"> — référence clinique (EN)</w:t>
+        <w:t xml:space="preserve"> — ⚠️ Corrigé le 06/09/2026 : le libellé annonçait « Anxiety Disorders », mais l’URL pointe l’index général des troubles psychiatriques. La page existe et répond ; elle ne traite pas spécifiquement des troubles anxieux.</w:t>
       </w:r>
     </w:p>
     <w:p>
@@ -910,7 +910,7 @@
             <w:szCs w:val="22"/>
             <w:u w:val="single"/>
           </w:rPr>
-          <w:t xml:space="preserve">APA — Topics (Anxiety)</w:t>
+          <w:t xml:space="preserve">APA — Topics ⚠️ PAGE VIDE EN HEADLESS</w:t>
         </w:r>
       </w:hyperlink>
       <w:r>
@@ -924,7 +924,7 @@
           <w:sz w:val="22"/>
           <w:szCs w:val="22"/>
         </w:rPr>
-        <w:t xml:space="preserve"> — fiches par trouble (EN)</w:t>
+        <w:t xml:space="preserve"> — ⚠️ Vérifié le 06/09/2026 : apa.org/topics répond 200 et ne délivre que 85 OCTETS. Ni le contenu annoncé, ni aucun contenu. Le libellé promettait en outre une page « Anxiety » que l’URL ne pointe pas.</w:t>
       </w:r>
     </w:p>
     <w:p>
@@ -961,6 +961,85 @@
           <w:szCs w:val="22"/>
         </w:rPr>
         <w:t xml:space="preserve">Leçon n°06 — Les troubles de l'humeur : épisodes dépressifs et troubles bipolaires (repérage, retentissement, orientation).</w:t>
+      </w:r>
+    </w:p>
+    <w:p>
+      <w:pPr>
+        <w:pBdr>
+          <w:bottom w:val="single" w:color="1B3A6B" w:sz="6"/>
+        </w:pBdr>
+        <w:spacing w:after="120" w:before="360"/>
+      </w:pPr>
+      <w:r>
+        <w:rPr>
+          <w:rFonts w:ascii="Times New Roman" w:cs="Times New Roman" w:eastAsia="Times New Roman" w:hAnsi="Times New Roman"/>
+          <w:b/>
+          <w:bCs/>
+          <w:color w:val="1B3A6B"/>
+          <w:sz w:val="30"/>
+          <w:szCs w:val="30"/>
+        </w:rPr>
+        <w:t xml:space="preserve">📝 Journal des corrections — 6 septembre 2026</w:t>
+      </w:r>
+    </w:p>
+    <w:p>
+      <w:pPr>
+        <w:spacing w:after="80"/>
+      </w:pPr>
+      <w:r>
+        <w:rPr>
+          <w:rFonts w:ascii="Times New Roman" w:cs="Times New Roman" w:eastAsia="Times New Roman" w:hAnsi="Times New Roman"/>
+          <w:b/>
+          <w:bCs/>
+          <w:i/>
+          <w:iCs/>
+          <w:color w:val="1F2937"/>
+          <w:sz w:val="22"/>
+          <w:szCs w:val="22"/>
+        </w:rPr>
+        <w:t xml:space="preserve">Leçon produite le 13/07/2026, relue le 06/09/2026. Son contenu clinique est juste ; son problème est entièrement dans ses liens. Quatre corrections, toutes sur les ressources.</w:t>
+      </w:r>
+    </w:p>
+    <w:p>
+      <w:pPr>
+        <w:spacing w:after="80"/>
+      </w:pPr>
+      <w:r>
+        <w:rPr>
+          <w:rFonts w:ascii="Times New Roman" w:cs="Times New Roman" w:eastAsia="Times New Roman" w:hAnsi="Times New Roman"/>
+          <w:color w:val="1F2937"/>
+          <w:sz w:val="22"/>
+          <w:szCs w:val="22"/>
+        </w:rPr>
+        <w:t xml:space="preserve">LES QUATRE RESSOURCES PORTAIENT DES LIBELLÉS QUE LEURS URL NE POINTENT PAS. Trois libellés sur quatre annonçaient une page thématique — « Psycom : Troubles anxieux », « Merck Manual : Anxiety Disorders », « APA : Topics (Anxiety) » — là où les adresses visaient une racine de site ou un index de rubrique. Et deux des quatre ne délivrent rien du tout : le navigateur de la CIM-11 renvoie 559 caractères de menus, apa.org/topics en renvoie 85. Un lecteur qui clique arrive ailleurs que là où on le lui annonce ; un relecteur qui teste les codes HTTP voit quatre fois 200 et ne détecte rien. C’est précisément le cas que le garde-fou du parcours décrit : « une URL qui répond ne prouve pas que la page traite du sujet annoncé » et « évite les URL de rubrique générique : pointe la page précise de l’information citée ». Les quatre libellés disent désormais ce que les adresses pointent vraiment.</w:t>
+      </w:r>
+    </w:p>
+    <w:p>
+      <w:pPr>
+        <w:spacing w:after="80"/>
+      </w:pPr>
+      <w:r>
+        <w:rPr>
+          <w:rFonts w:ascii="Times New Roman" w:cs="Times New Roman" w:eastAsia="Times New Roman" w:hAnsi="Times New Roman"/>
+          <w:color w:val="1F2937"/>
+          <w:sz w:val="22"/>
+          <w:szCs w:val="22"/>
+        </w:rPr>
+        <w:t xml:space="preserve">Vérifié lors de la relecture et inchangé — rien de faux n’a été trouvé dans le contenu clinique. La distinction entre anxiété adaptative et anxiété pathologique par la disproportion, la durée, l’incontrôlabilité et le retentissement est juste, et elle est correctement rattachée aux trois critères de la leçon 02. Les quatre tableaux — anxiété généralisée, phobies et phobie sociale, trouble panique, TOC — sont décrits fidèlement. Le point le plus utile est exact : la CIM-11 sort le TOC des troubles anxieux pour le placer dans un groupe apparenté, « TOC et troubles apparentés ». Le cercle vicieux cognitivo-comportemental — situation, interprétation catastrophiste, anxiété, évitement ou rituel, soulagement immédiat, renforcement — est correctement exposé, et c’est la clé de lecture la plus opérationnelle de la leçon. Le pont professionnel n’invoque aucune autorité.</w:t>
+      </w:r>
+    </w:p>
+    <w:p>
+      <w:pPr>
+        <w:spacing w:after="80"/>
+      </w:pPr>
+      <w:r>
+        <w:rPr>
+          <w:rFonts w:ascii="Times New Roman" w:cs="Times New Roman" w:eastAsia="Times New Roman" w:hAnsi="Times New Roman"/>
+          <w:color w:val="1F2937"/>
+          <w:sz w:val="22"/>
+          <w:szCs w:val="22"/>
+        </w:rPr>
+        <w:t xml:space="preserve">Reste un point de format, signalé et non corrigé parce qu’il ne relève pas d’une erreur mais d’une production incomplète : cette leçon fait 5 270 caractères, contre 14 000 à 20 000 pour celles produites à partir d’août, et AUCUN de ses trois exercices ni son challenge ne comporte d’éléments de réponse. La leçon 01 présente exactement le même profil. À partir de la leçon 03, puis systématiquement à partir de la leçon 06, chaque exercice est accompagné de son corrigé. Une consigne sans corrigé n’est pas fausse — elle laisse simplement l’apprenant sans moyen de vérifier ce qu’il a produit.</w:t>
       </w:r>
     </w:p>
     <w:sectPr>
